--- a/rapports/2026-06-06/EQ6/EQ6_enq3_v2/DR_013202020050/64-21-76-09.docx
+++ b/rapports/2026-06-06/EQ6/EQ6_enq3_v2/DR_013202020050/64-21-76-09.docx
@@ -297,7 +297,7 @@
           <w:color w:val="1F6FEB"/>
           <w:sz w:val="22"/>
         </w:rPr>
-        <w:t>⚠ INCOHÉRENCES À CORRIGER (247)</w:t>
+        <w:t>⚠ INCOHÉRENCES À CORRIGER (245)</w:t>
       </w:r>
     </w:p>
     <w:tbl>
@@ -1295,7 +1295,7 @@
                 <w:i w:val="0"/>
                 <w:sz w:val="17"/>
               </w:rPr>
-              <w:t>Incohérence!!! seulement les écoles privées paient les frais de scolarité (y compris les frais d'inscription).</w:t>
+              <w:t>Incohérent!! Le niveau d'instruction déclaré par l'un des enfants () au niveau de la section 1 de KINE GUEYE diffère de celui donné par KINE GUEYE lui-même qui affirme ne pas avoir frequenté l'école formelle.</w:t>
             </w:r>
           </w:p>
         </w:tc>
@@ -1418,7 +1418,7 @@
                 <w:i w:val="0"/>
                 <w:sz w:val="16"/>
               </w:rPr>
-              <w:t>S02</w:t>
+              <w:t>S11</w:t>
               <w:br/>
             </w:r>
             <w:r>
@@ -1428,7 +1428,7 @@
                 <w:color w:val="64748B"/>
                 <w:sz w:val="14"/>
               </w:rPr>
-              <w:t>Éducation</w:t>
+              <w:t>Logement / cadre de vie</w:t>
             </w:r>
           </w:p>
         </w:tc>
@@ -1444,7 +1444,7 @@
                 <w:color w:val="16A34A"/>
                 <w:sz w:val="16"/>
               </w:rPr>
-              <w:t>—</w:t>
+              <w:t>s01q10, s02q30, s02q34, s03q50, s04q23, s04q24, s04q37, s04q44</w:t>
             </w:r>
           </w:p>
         </w:tc>
@@ -1475,7 +1475,7 @@
                 <w:i w:val="0"/>
                 <w:sz w:val="17"/>
               </w:rPr>
-              <w:t>Incohérent!! Le niveau d'instruction déclaré par l'un des enfants () au niveau de la section 1 de KINE GUEYE diffère de celui donné par KINE GUEYE lui-même qui affirme ne pas avoir frequenté l'école formelle.</w:t>
+              <w:t>Le montant de la dernière facture d'eau est de 42000 FCFA Mensuel qui semble incohérent, Prière de vérifier les questions 11.23a et 11.23b auprès du ménage ou confirmer.</w:t>
             </w:r>
           </w:p>
         </w:tc>
@@ -1490,10 +1490,10 @@
               <w:rPr>
                 <w:b/>
                 <w:i w:val="0"/>
-                <w:color w:val="DC2626"/>
-                <w:sz w:val="16"/>
-              </w:rPr>
-              <w:t>Haute</w:t>
+                <w:color w:val="EA580C"/>
+                <w:sz w:val="16"/>
+              </w:rPr>
+              <w:t>Moyenne</w:t>
             </w:r>
           </w:p>
         </w:tc>
@@ -1508,7 +1508,7 @@
                 <w:i w:val="0"/>
                 <w:sz w:val="16"/>
               </w:rPr>
-              <w:t>S11</w:t>
+              <w:t>S00</w:t>
               <w:br/>
             </w:r>
             <w:r>
@@ -1518,7 +1518,7 @@
                 <w:color w:val="64748B"/>
                 <w:sz w:val="14"/>
               </w:rPr>
-              <w:t>Logement / cadre de vie</w:t>
+              <w:t>Identification</w:t>
             </w:r>
           </w:p>
         </w:tc>
@@ -1534,7 +1534,7 @@
                 <w:color w:val="16A34A"/>
                 <w:sz w:val="16"/>
               </w:rPr>
-              <w:t>s01q10, s02q30, s02q34, s03q50, s04q23, s04q24, s04q37, s04q44</w:t>
+              <w:t>s00q07a, s00q08, s00q10, s00q13_0, s00q15_0, s00q17_0, s00q23a, s00q23b</w:t>
             </w:r>
           </w:p>
         </w:tc>
@@ -1565,7 +1565,7 @@
                 <w:i w:val="0"/>
                 <w:sz w:val="17"/>
               </w:rPr>
-              <w:t>Le montant de la dernière facture d'eau est de 42000 FCFA Mensuel qui semble incohérent, Prière de vérifier les questions 11.23a et 11.23b auprès du ménage ou confirmer.</w:t>
+              <w:t>Prière de renseigner toutes les informations du ménage dans la section 0 avant d'entamer les autres informations.</w:t>
             </w:r>
           </w:p>
         </w:tc>
@@ -1624,7 +1624,7 @@
                 <w:color w:val="16A34A"/>
                 <w:sz w:val="16"/>
               </w:rPr>
-              <w:t>s00q07a, s00q08, s00q10, s00q13_0, s00q15_0, s00q17_0, s00q23a, s00q23b</w:t>
+              <w:t>—</w:t>
             </w:r>
           </w:p>
         </w:tc>
@@ -1655,7 +1655,7 @@
                 <w:i w:val="0"/>
                 <w:sz w:val="17"/>
               </w:rPr>
-              <w:t>Prière de renseigner toutes les informations du ménage dans la section 0 avant d'entamer les autres informations.</w:t>
+              <w:t>L'adresse ou la localisation du ménage doit être bien renseignée, ne doit pas contenir des numéros de téléphone et elle semble courte pour être une adresse.</w:t>
             </w:r>
           </w:p>
         </w:tc>
@@ -1745,7 +1745,7 @@
                 <w:i w:val="0"/>
                 <w:sz w:val="17"/>
               </w:rPr>
-              <w:t>L'adresse ou la localisation du ménage doit être bien renseignée, ne doit pas contenir des numéros de téléphone et elle semble courte pour être une adresse.</w:t>
+              <w:t>Prière de renseigner la bonne adresse.Attention! Il manque des informations non renseignées dans la section 0, prière de regarder toutes les autres informations dans l'identification du ménage (IDENTIFICATION ET RENSEIGNEMENTS DE CONTROLE) ou dans OBSERVATIONS pour pouvoir renseigné toutes les questions liées au ménage.</w:t>
             </w:r>
           </w:p>
         </w:tc>
@@ -1804,7 +1804,7 @@
                 <w:color w:val="16A34A"/>
                 <w:sz w:val="16"/>
               </w:rPr>
-              <w:t>—</w:t>
+              <w:t>s00q12a, s00q12b</w:t>
             </w:r>
           </w:p>
         </w:tc>
@@ -1835,7 +1835,7 @@
                 <w:i w:val="0"/>
                 <w:sz w:val="17"/>
               </w:rPr>
-              <w:t>Prière de renseigner la bonne adresse.Attention! Il manque des informations non renseignées dans la section 0, prière de regarder toutes les autres informations dans l'identification du ménage (IDENTIFICATION ET RENSEIGNEMENTS DE CONTROLE) ou dans OBSERVATIONS pour pouvoir renseigné toutes les questions liées au ménage.</w:t>
+              <w:t>Attention! Veillez bien renseigner le deuxième numero du chef de ménage(0.12b).</w:t>
             </w:r>
           </w:p>
         </w:tc>
@@ -1868,7 +1868,7 @@
                 <w:i w:val="0"/>
                 <w:sz w:val="16"/>
               </w:rPr>
-              <w:t>S00</w:t>
+              <w:t>S01</w:t>
               <w:br/>
             </w:r>
             <w:r>
@@ -1878,7 +1878,7 @@
                 <w:color w:val="64748B"/>
                 <w:sz w:val="14"/>
               </w:rPr>
-              <w:t>Identification</w:t>
+              <w:t>Démographie</w:t>
             </w:r>
           </w:p>
         </w:tc>
@@ -1894,7 +1894,7 @@
                 <w:color w:val="16A34A"/>
                 <w:sz w:val="16"/>
               </w:rPr>
-              <w:t>s00q12a, s00q12b</w:t>
+              <w:t>—</w:t>
             </w:r>
           </w:p>
         </w:tc>
@@ -1925,7 +1925,7 @@
                 <w:i w:val="0"/>
                 <w:sz w:val="17"/>
               </w:rPr>
-              <w:t>Attention! Veillez bien renseigner le deuxième numero du chef de ménage(0.12b).</w:t>
+              <w:t>Prière de verifier l'information donnée par CHEIKHOUNA GUEYE ou corriger au niveau de la section 1.</w:t>
             </w:r>
           </w:p>
         </w:tc>
@@ -2015,7 +2015,7 @@
                 <w:i w:val="0"/>
                 <w:sz w:val="17"/>
               </w:rPr>
-              <w:t>Prière de verifier l'information donnée par CHEIKHOUNA GUEYE ou corriger au niveau de la section 1.</w:t>
+              <w:t>Prière de verifier l'information donnée par MAME FAMA GUEYE ou corriger au niveau de la section 1.</w:t>
             </w:r>
           </w:p>
         </w:tc>
@@ -2105,7 +2105,7 @@
                 <w:i w:val="0"/>
                 <w:sz w:val="17"/>
               </w:rPr>
-              <w:t>Prière de verifier l'information donnée par MAME FAMA GUEYE ou corriger au niveau de la section 1.</w:t>
+              <w:t>Prière de verifier l'information donnée par AIDA GUEYE ou corriger au niveau de la section 1.</w:t>
             </w:r>
           </w:p>
         </w:tc>
@@ -2195,7 +2195,7 @@
                 <w:i w:val="0"/>
                 <w:sz w:val="17"/>
               </w:rPr>
-              <w:t>Prière de verifier l'information donnée par AIDA GUEYE ou corriger au niveau de la section 1.</w:t>
+              <w:t>Prière de verifier l'information donnée par Ibrahima fall gueye ou corriger au niveau de la section 1.</w:t>
             </w:r>
           </w:p>
         </w:tc>
@@ -2285,7 +2285,7 @@
                 <w:i w:val="0"/>
                 <w:sz w:val="17"/>
               </w:rPr>
-              <w:t>Prière de verifier l'information donnée par Ibrahima fall gueye ou corriger au niveau de la section 1.</w:t>
+              <w:t>Prière de verifier l'information donnée par SERIGNE FALLOU GUEYE ou corriger au niveau de la section 1.</w:t>
             </w:r>
           </w:p>
         </w:tc>
@@ -2344,7 +2344,7 @@
                 <w:color w:val="16A34A"/>
                 <w:sz w:val="16"/>
               </w:rPr>
-              <w:t>—</w:t>
+              <w:t>s01q41, s01q00b</w:t>
             </w:r>
           </w:p>
         </w:tc>
@@ -2375,7 +2375,7 @@
                 <w:i w:val="0"/>
                 <w:sz w:val="17"/>
               </w:rPr>
-              <w:t>Prière de verifier l'information donnée par SERIGNE FALLOU GUEYE ou corriger au niveau de la section 1.</w:t>
+              <w:t>Le montant dépensé ou reçu en cadeau pour les cartes prépayées, les transferts de crédit et les abonnements de  BAYE IBOU GUEYE semble élevé ou faible , prière de corriger ou de confirmer l'information avec le QG.</w:t>
             </w:r>
           </w:p>
         </w:tc>
@@ -2434,7 +2434,7 @@
                 <w:color w:val="16A34A"/>
                 <w:sz w:val="16"/>
               </w:rPr>
-              <w:t>s01q41, s01q00b</w:t>
+              <w:t>s01q41a, s01q00b</w:t>
             </w:r>
           </w:p>
         </w:tc>
@@ -2465,7 +2465,7 @@
                 <w:i w:val="0"/>
                 <w:sz w:val="17"/>
               </w:rPr>
-              <w:t>Le montant dépensé ou reçu en cadeau pour les cartes prépayées, les transferts de crédit et les abonnements de  BAYE IBOU GUEYE semble élevé ou faible , prière de corriger ou de confirmer l'information avec le QG.</w:t>
+              <w:t>Le montant dépensé ou reçu en cadeau pour les recharges internet ou de forfaits de données mobiles(hors appels vocaux), aucours des 30 derniers jours de BAYE IBOU GUEYE semble élevé ou faible, prière de corriger ou de confirmer l'information avec le QG.</w:t>
             </w:r>
           </w:p>
         </w:tc>
@@ -2524,7 +2524,7 @@
                 <w:color w:val="16A34A"/>
                 <w:sz w:val="16"/>
               </w:rPr>
-              <w:t>s01q41a, s01q00b</w:t>
+              <w:t>—</w:t>
             </w:r>
           </w:p>
         </w:tc>
@@ -2555,7 +2555,7 @@
                 <w:i w:val="0"/>
                 <w:sz w:val="17"/>
               </w:rPr>
-              <w:t>Le montant dépensé ou reçu en cadeau pour les recharges internet ou de forfaits de données mobiles(hors appels vocaux), aucours des 30 derniers jours de BAYE IBOU GUEYE semble élevé ou faible, prière de corriger ou de confirmer l'information avec le QG.</w:t>
+              <w:t>Prière de verifier l'information donnée par BAYE IBOU GUEYE ou corriger au niveau de la section 1.</w:t>
             </w:r>
           </w:p>
         </w:tc>
@@ -2614,7 +2614,7 @@
                 <w:color w:val="16A34A"/>
                 <w:sz w:val="16"/>
               </w:rPr>
-              <w:t>—</w:t>
+              <w:t>s01q10_1</w:t>
             </w:r>
           </w:p>
         </w:tc>
@@ -2645,187 +2645,7 @@
                 <w:i w:val="0"/>
                 <w:sz w:val="17"/>
               </w:rPr>
-              <w:t>Prière de verifier l'information donnée par BAYE IBOU GUEYE ou corriger au niveau de la section 1.</w:t>
-            </w:r>
-          </w:p>
-        </w:tc>
-      </w:tr>
-      <w:tr>
-        <w:tc>
-          <w:tcPr>
-            <w:tcW w:type="dxa" w:w="964"/>
-          </w:tcPr>
-          <w:p>
-            <w:r>
-              <w:rPr>
-                <w:b/>
-                <w:i w:val="0"/>
-                <w:color w:val="EA580C"/>
-                <w:sz w:val="16"/>
-              </w:rPr>
-              <w:t>Moyenne</w:t>
-            </w:r>
-          </w:p>
-        </w:tc>
-        <w:tc>
-          <w:tcPr>
-            <w:tcW w:type="dxa" w:w="1247"/>
-          </w:tcPr>
-          <w:p>
-            <w:r>
-              <w:rPr>
-                <w:b/>
-                <w:i w:val="0"/>
-                <w:sz w:val="16"/>
-              </w:rPr>
-              <w:t>S01</w:t>
-              <w:br/>
-            </w:r>
-            <w:r>
-              <w:rPr>
-                <w:b w:val="0"/>
-                <w:i w:val="0"/>
-                <w:color w:val="64748B"/>
-                <w:sz w:val="14"/>
-              </w:rPr>
-              <w:t>Démographie</w:t>
-            </w:r>
-          </w:p>
-        </w:tc>
-        <w:tc>
-          <w:tcPr>
-            <w:tcW w:type="dxa" w:w="1531"/>
-          </w:tcPr>
-          <w:p>
-            <w:r>
-              <w:rPr>
-                <w:b/>
-                <w:i w:val="0"/>
-                <w:color w:val="16A34A"/>
-                <w:sz w:val="16"/>
-              </w:rPr>
-              <w:t>s01q10_1</w:t>
-            </w:r>
-          </w:p>
-        </w:tc>
-        <w:tc>
-          <w:tcPr>
-            <w:tcW w:type="dxa" w:w="1191"/>
-          </w:tcPr>
-          <w:p>
-            <w:r>
-              <w:rPr>
-                <w:b w:val="0"/>
-                <w:i w:val="0"/>
-                <w:color w:val="64748B"/>
-                <w:sz w:val="16"/>
-              </w:rPr>
-              <w:t>GT-CQ</w:t>
-            </w:r>
-          </w:p>
-        </w:tc>
-        <w:tc>
-          <w:tcPr>
-            <w:tcW w:type="dxa" w:w="4706"/>
-          </w:tcPr>
-          <w:p>
-            <w:r>
-              <w:rPr>
-                <w:b w:val="0"/>
-                <w:i w:val="0"/>
-                <w:sz w:val="17"/>
-              </w:rPr>
               <w:t>La taille du ménage lors de l'enquête principale (9) de ce ménage est inférieur à la taille du denombrement (16), prière de fournir des explications concrètes ou aller revisiter le ménage.</w:t>
-            </w:r>
-          </w:p>
-        </w:tc>
-      </w:tr>
-      <w:tr>
-        <w:tc>
-          <w:tcPr>
-            <w:tcW w:type="dxa" w:w="964"/>
-          </w:tcPr>
-          <w:p>
-            <w:r>
-              <w:rPr>
-                <w:b/>
-                <w:i w:val="0"/>
-                <w:color w:val="EA580C"/>
-                <w:sz w:val="16"/>
-              </w:rPr>
-              <w:t>Moyenne</w:t>
-            </w:r>
-          </w:p>
-        </w:tc>
-        <w:tc>
-          <w:tcPr>
-            <w:tcW w:type="dxa" w:w="1247"/>
-          </w:tcPr>
-          <w:p>
-            <w:r>
-              <w:rPr>
-                <w:b/>
-                <w:i w:val="0"/>
-                <w:sz w:val="16"/>
-              </w:rPr>
-              <w:t>S02</w:t>
-              <w:br/>
-            </w:r>
-            <w:r>
-              <w:rPr>
-                <w:b w:val="0"/>
-                <w:i w:val="0"/>
-                <w:color w:val="64748B"/>
-                <w:sz w:val="14"/>
-              </w:rPr>
-              <w:t>Éducation</w:t>
-            </w:r>
-          </w:p>
-        </w:tc>
-        <w:tc>
-          <w:tcPr>
-            <w:tcW w:type="dxa" w:w="1531"/>
-          </w:tcPr>
-          <w:p>
-            <w:r>
-              <w:rPr>
-                <w:b/>
-                <w:i w:val="0"/>
-                <w:color w:val="16A34A"/>
-                <w:sz w:val="16"/>
-              </w:rPr>
-              <w:t>—</w:t>
-            </w:r>
-          </w:p>
-        </w:tc>
-        <w:tc>
-          <w:tcPr>
-            <w:tcW w:type="dxa" w:w="1191"/>
-          </w:tcPr>
-          <w:p>
-            <w:r>
-              <w:rPr>
-                <w:b w:val="0"/>
-                <w:i w:val="0"/>
-                <w:color w:val="64748B"/>
-                <w:sz w:val="16"/>
-              </w:rPr>
-              <w:t>GT-CQ</w:t>
-            </w:r>
-          </w:p>
-        </w:tc>
-        <w:tc>
-          <w:tcPr>
-            <w:tcW w:type="dxa" w:w="4706"/>
-          </w:tcPr>
-          <w:p>
-            <w:r>
-              <w:rPr>
-                <w:b w:val="0"/>
-                <w:i w:val="0"/>
-                <w:sz w:val="17"/>
-              </w:rPr>
-              <w:t>veuillez, s'il vous plait, confirmer les frais de scolarité ( 3000 FCFA) payée de MAME FAMA GUEYE avec le QG ou apporter les corrections nécessaires.</w:t>
             </w:r>
           </w:p>
         </w:tc>
